--- a/templates/level3_manager_check.docx
+++ b/templates/level3_manager_check.docx
@@ -191,6 +191,8 @@
     <w:p>
       <w:pPr>
         <w:spacing w:after="20" w:before="0"/>
+        <w:keepNext/>
+        <w:keepLines/>
         <w:bidi/>
       </w:pPr>
       <w:r>
@@ -204,6 +206,23 @@
     <w:p>
       <w:pPr>
         <w:spacing w:after="20" w:before="0"/>
+        <w:keepNext/>
+        <w:keepLines/>
+        <w:bidi/>
+      </w:pPr>
+      <w:r>
+        <w:rPr>
+          <w:rFonts w:ascii="Tahoma" w:hAnsi="Tahoma" w:cs="Tahoma" w:eastAsia="Tahoma"/>
+          <w:rtl/>
+        </w:rPr>
+        <w:t>[[SIGNATURE_IMAGE]]</w:t>
+      </w:r>
+    </w:p>
+    <w:p>
+      <w:pPr>
+        <w:spacing w:after="20" w:before="0"/>
+        <w:keepNext/>
+        <w:keepLines/>
         <w:bidi/>
       </w:pPr>
       <w:r>
@@ -213,12 +232,14 @@
           <w:rtl/>
           <w:bCs/>
         </w:rPr>
-        <w:t>تیم توسعه استعدادها</w:t>
+        <w:t>{{signer_name_fa}}</w:t>
       </w:r>
     </w:p>
     <w:p>
       <w:pPr>
         <w:spacing w:after="20" w:before="0"/>
+        <w:keepNext/>
+        <w:keepLines/>
         <w:bidi/>
       </w:pPr>
       <w:r>
@@ -226,7 +247,39 @@
           <w:rFonts w:ascii="Tahoma" w:hAnsi="Tahoma" w:cs="Tahoma" w:eastAsia="Tahoma"/>
           <w:rtl/>
         </w:rPr>
-        <w:t>منابع انسانی</w:t>
+        <w:t>{{signer_title_fa}}</w:t>
+      </w:r>
+    </w:p>
+    <w:p>
+      <w:pPr>
+        <w:spacing w:after="20" w:before="0"/>
+        <w:keepNext/>
+        <w:keepLines/>
+        <w:bidi/>
+      </w:pPr>
+      <w:r>
+        <w:rPr>
+          <w:rFonts w:ascii="Tahoma" w:hAnsi="Tahoma" w:cs="Tahoma" w:eastAsia="Tahoma"/>
+          <w:b/>
+          <w:rtl/>
+          <w:bCs/>
+        </w:rPr>
+        <w:t>{{unit_fa}}</w:t>
+      </w:r>
+    </w:p>
+    <w:p>
+      <w:pPr>
+        <w:spacing w:after="20" w:before="0"/>
+        <w:keepNext w:val="0"/>
+        <w:keepLines/>
+        <w:bidi/>
+      </w:pPr>
+      <w:r>
+        <w:rPr>
+          <w:rFonts w:ascii="Tahoma" w:hAnsi="Tahoma" w:cs="Tahoma" w:eastAsia="Tahoma"/>
+          <w:rtl/>
+        </w:rPr>
+        <w:t>{{department_fa}}</w:t>
       </w:r>
     </w:p>
     <w:p>
@@ -348,6 +401,8 @@
     </w:p>
     <w:p>
       <w:pPr>
+        <w:keepNext/>
+        <w:keepLines/>
         <w:spacing w:after="20" w:before="0"/>
       </w:pPr>
       <w:r>
@@ -357,17 +412,19 @@
     </w:p>
     <w:p>
       <w:pPr>
+        <w:keepNext/>
+        <w:keepLines/>
         <w:spacing w:after="20" w:before="0"/>
       </w:pPr>
       <w:r>
-        <w:rPr>
-          <w:b/>
-        </w:rPr>
+        <w:rPr/>
         <w:t>Talent Development Team</w:t>
       </w:r>
     </w:p>
     <w:p>
       <w:pPr>
+        <w:keepNext w:val="0"/>
+        <w:keepLines/>
         <w:spacing w:after="20" w:before="0"/>
       </w:pPr>
       <w:r>
